--- a/deliveries/2026-09-02/01_Vehicle_Pages/VEH_20260902_08_Sinotruk_HOWO_T7H_Tractor.docx
+++ b/deliveries/2026-09-02/01_Vehicle_Pages/VEH_20260902_08_Sinotruk_HOWO_T7H_Tractor.docx
@@ -974,6 +974,46 @@
         <w:pStyle w:val="Heading1"/>
       </w:pPr>
       <w:r>
+        <w:t>What AutoBridge Adds Beyond a Truck Spec Card</w:t>
+      </w:r>
+    </w:p>
+    <w:p>
+      <w:r>
+        <w:t xml:space="preserve">Tractor spec cards quote peak torque without proving the engine code, gearbox and axle ratio suit the route. AutoBridge converts the buyer's </w:t>
+      </w:r>
+      <w:r>
+        <w:rPr>
+          <w:b/>
+        </w:rPr>
+        <w:t>route grade, target GCW and cruise speed into a matched MC13/HW gearbox/MCY13 final-drive combination</w:t>
+      </w:r>
+      <w:r>
+        <w:t xml:space="preserve">, records the </w:t>
+      </w:r>
+      <w:r>
+        <w:rPr>
+          <w:b/>
+        </w:rPr>
+        <w:t>fuel-tank and electrical-voltage choice</w:t>
+      </w:r>
+      <w:r>
+        <w:t xml:space="preserve"> on the order, and requires a written </w:t>
+      </w:r>
+      <w:r>
+        <w:rPr>
+          <w:b/>
+        </w:rPr>
+        <w:t>destination emission-stage confirmation</w:t>
+      </w:r>
+      <w:r>
+        <w:t xml:space="preserve"> before deposit — the mismatches that leave a correct-looking tractor under-powered or unserviceable abroad.</w:t>
+      </w:r>
+    </w:p>
+    <w:p>
+      <w:pPr>
+        <w:pStyle w:val="Heading1"/>
+      </w:pPr>
+      <w:r>
         <w:t>Heavy-Tractor Verification Before Payment</w:t>
       </w:r>
     </w:p>
@@ -1153,17 +1193,18 @@
         <w:tblLook w:firstColumn="1" w:firstRow="1" w:lastColumn="0" w:lastRow="0" w:noHBand="0" w:noVBand="1" w:val="04A0"/>
       </w:tblPr>
       <w:tblGrid>
-        <w:gridCol w:w="1440"/>
-        <w:gridCol w:w="1440"/>
-        <w:gridCol w:w="1440"/>
-        <w:gridCol w:w="1440"/>
-        <w:gridCol w:w="1440"/>
-        <w:gridCol w:w="1440"/>
+        <w:gridCol w:w="1234"/>
+        <w:gridCol w:w="1234"/>
+        <w:gridCol w:w="1234"/>
+        <w:gridCol w:w="1234"/>
+        <w:gridCol w:w="1234"/>
+        <w:gridCol w:w="1234"/>
+        <w:gridCol w:w="1234"/>
       </w:tblGrid>
       <w:tr>
         <w:tc>
           <w:tcPr>
-            <w:tcW w:type="dxa" w:w="1440"/>
+            <w:tcW w:type="dxa" w:w="1234"/>
             <w:shd w:val="clear" w:fill="EAF0F6"/>
           </w:tcPr>
           <w:p>
@@ -1184,7 +1225,7 @@
         </w:tc>
         <w:tc>
           <w:tcPr>
-            <w:tcW w:type="dxa" w:w="1440"/>
+            <w:tcW w:type="dxa" w:w="1234"/>
             <w:shd w:val="clear" w:fill="EAF0F6"/>
           </w:tcPr>
           <w:p>
@@ -1205,7 +1246,7 @@
         </w:tc>
         <w:tc>
           <w:tcPr>
-            <w:tcW w:type="dxa" w:w="1440"/>
+            <w:tcW w:type="dxa" w:w="1234"/>
             <w:shd w:val="clear" w:fill="EAF0F6"/>
           </w:tcPr>
           <w:p>
@@ -1226,7 +1267,7 @@
         </w:tc>
         <w:tc>
           <w:tcPr>
-            <w:tcW w:type="dxa" w:w="1440"/>
+            <w:tcW w:type="dxa" w:w="1234"/>
             <w:shd w:val="clear" w:fill="EAF0F6"/>
           </w:tcPr>
           <w:p>
@@ -1247,7 +1288,7 @@
         </w:tc>
         <w:tc>
           <w:tcPr>
-            <w:tcW w:type="dxa" w:w="1440"/>
+            <w:tcW w:type="dxa" w:w="1234"/>
             <w:shd w:val="clear" w:fill="EAF0F6"/>
           </w:tcPr>
           <w:p>
@@ -1268,7 +1309,28 @@
         </w:tc>
         <w:tc>
           <w:tcPr>
-            <w:tcW w:type="dxa" w:w="1440"/>
+            <w:tcW w:type="dxa" w:w="1234"/>
+            <w:shd w:val="clear" w:fill="EAF0F6"/>
+          </w:tcPr>
+          <w:p>
+            <w:r>
+              <w:rPr>
+                <w:b/>
+                <w:sz w:val="20"/>
+              </w:rPr>
+            </w:r>
+            <w:r>
+              <w:rPr>
+                <w:b/>
+                <w:sz w:val="20"/>
+              </w:rPr>
+              <w:t>Confidence</w:t>
+            </w:r>
+          </w:p>
+        </w:tc>
+        <w:tc>
+          <w:tcPr>
+            <w:tcW w:type="dxa" w:w="1234"/>
             <w:shd w:val="clear" w:fill="EAF0F6"/>
           </w:tcPr>
           <w:p>
@@ -1291,7 +1353,7 @@
       <w:tr>
         <w:tc>
           <w:tcPr>
-            <w:tcW w:type="dxa" w:w="1440"/>
+            <w:tcW w:type="dxa" w:w="1234"/>
           </w:tcPr>
           <w:p>
             <w:r>
@@ -1309,7 +1371,7 @@
         </w:tc>
         <w:tc>
           <w:tcPr>
-            <w:tcW w:type="dxa" w:w="1440"/>
+            <w:tcW w:type="dxa" w:w="1234"/>
           </w:tcPr>
           <w:p>
             <w:r>
@@ -1327,7 +1389,7 @@
         </w:tc>
         <w:tc>
           <w:tcPr>
-            <w:tcW w:type="dxa" w:w="1440"/>
+            <w:tcW w:type="dxa" w:w="1234"/>
           </w:tcPr>
           <w:p>
             <w:r>
@@ -1345,7 +1407,7 @@
         </w:tc>
         <w:tc>
           <w:tcPr>
-            <w:tcW w:type="dxa" w:w="1440"/>
+            <w:tcW w:type="dxa" w:w="1234"/>
           </w:tcPr>
           <w:p>
             <w:r>
@@ -1363,7 +1425,7 @@
         </w:tc>
         <w:tc>
           <w:tcPr>
-            <w:tcW w:type="dxa" w:w="1440"/>
+            <w:tcW w:type="dxa" w:w="1234"/>
           </w:tcPr>
           <w:p>
             <w:r>
@@ -1381,7 +1443,25 @@
         </w:tc>
         <w:tc>
           <w:tcPr>
-            <w:tcW w:type="dxa" w:w="1440"/>
+            <w:tcW w:type="dxa" w:w="1234"/>
+          </w:tcPr>
+          <w:p>
+            <w:r>
+              <w:rPr>
+                <w:sz w:val="20"/>
+              </w:rPr>
+            </w:r>
+            <w:r>
+              <w:rPr>
+                <w:sz w:val="20"/>
+              </w:rPr>
+              <w:t>CROSS_CHECKED</w:t>
+            </w:r>
+          </w:p>
+        </w:tc>
+        <w:tc>
+          <w:tcPr>
+            <w:tcW w:type="dxa" w:w="1234"/>
           </w:tcPr>
           <w:p>
             <w:r>
@@ -1401,7 +1481,7 @@
       <w:tr>
         <w:tc>
           <w:tcPr>
-            <w:tcW w:type="dxa" w:w="1440"/>
+            <w:tcW w:type="dxa" w:w="1234"/>
           </w:tcPr>
           <w:p>
             <w:r>
@@ -1419,7 +1499,7 @@
         </w:tc>
         <w:tc>
           <w:tcPr>
-            <w:tcW w:type="dxa" w:w="1440"/>
+            <w:tcW w:type="dxa" w:w="1234"/>
           </w:tcPr>
           <w:p>
             <w:r>
@@ -1437,7 +1517,7 @@
         </w:tc>
         <w:tc>
           <w:tcPr>
-            <w:tcW w:type="dxa" w:w="1440"/>
+            <w:tcW w:type="dxa" w:w="1234"/>
           </w:tcPr>
           <w:p>
             <w:r>
@@ -1455,7 +1535,7 @@
         </w:tc>
         <w:tc>
           <w:tcPr>
-            <w:tcW w:type="dxa" w:w="1440"/>
+            <w:tcW w:type="dxa" w:w="1234"/>
           </w:tcPr>
           <w:p>
             <w:r>
@@ -1473,7 +1553,7 @@
         </w:tc>
         <w:tc>
           <w:tcPr>
-            <w:tcW w:type="dxa" w:w="1440"/>
+            <w:tcW w:type="dxa" w:w="1234"/>
           </w:tcPr>
           <w:p>
             <w:r>
@@ -1491,7 +1571,25 @@
         </w:tc>
         <w:tc>
           <w:tcPr>
-            <w:tcW w:type="dxa" w:w="1440"/>
+            <w:tcW w:type="dxa" w:w="1234"/>
+          </w:tcPr>
+          <w:p>
+            <w:r>
+              <w:rPr>
+                <w:sz w:val="20"/>
+              </w:rPr>
+            </w:r>
+            <w:r>
+              <w:rPr>
+                <w:sz w:val="20"/>
+              </w:rPr>
+              <w:t>VERIFIED</w:t>
+            </w:r>
+          </w:p>
+        </w:tc>
+        <w:tc>
+          <w:tcPr>
+            <w:tcW w:type="dxa" w:w="1234"/>
           </w:tcPr>
           <w:p>
             <w:r>
@@ -1511,7 +1609,7 @@
       <w:tr>
         <w:tc>
           <w:tcPr>
-            <w:tcW w:type="dxa" w:w="1440"/>
+            <w:tcW w:type="dxa" w:w="1234"/>
           </w:tcPr>
           <w:p>
             <w:r>
@@ -1529,7 +1627,7 @@
         </w:tc>
         <w:tc>
           <w:tcPr>
-            <w:tcW w:type="dxa" w:w="1440"/>
+            <w:tcW w:type="dxa" w:w="1234"/>
           </w:tcPr>
           <w:p>
             <w:r>
@@ -1547,7 +1645,7 @@
         </w:tc>
         <w:tc>
           <w:tcPr>
-            <w:tcW w:type="dxa" w:w="1440"/>
+            <w:tcW w:type="dxa" w:w="1234"/>
           </w:tcPr>
           <w:p>
             <w:r>
@@ -1565,7 +1663,7 @@
         </w:tc>
         <w:tc>
           <w:tcPr>
-            <w:tcW w:type="dxa" w:w="1440"/>
+            <w:tcW w:type="dxa" w:w="1234"/>
           </w:tcPr>
           <w:p>
             <w:r>
@@ -1583,7 +1681,7 @@
         </w:tc>
         <w:tc>
           <w:tcPr>
-            <w:tcW w:type="dxa" w:w="1440"/>
+            <w:tcW w:type="dxa" w:w="1234"/>
           </w:tcPr>
           <w:p>
             <w:r>
@@ -1601,7 +1699,25 @@
         </w:tc>
         <w:tc>
           <w:tcPr>
-            <w:tcW w:type="dxa" w:w="1440"/>
+            <w:tcW w:type="dxa" w:w="1234"/>
+          </w:tcPr>
+          <w:p>
+            <w:r>
+              <w:rPr>
+                <w:sz w:val="20"/>
+              </w:rPr>
+            </w:r>
+            <w:r>
+              <w:rPr>
+                <w:sz w:val="20"/>
+              </w:rPr>
+              <w:t>VERIFIED</w:t>
+            </w:r>
+          </w:p>
+        </w:tc>
+        <w:tc>
+          <w:tcPr>
+            <w:tcW w:type="dxa" w:w="1234"/>
           </w:tcPr>
           <w:p>
             <w:r>
@@ -1621,7 +1737,7 @@
       <w:tr>
         <w:tc>
           <w:tcPr>
-            <w:tcW w:type="dxa" w:w="1440"/>
+            <w:tcW w:type="dxa" w:w="1234"/>
           </w:tcPr>
           <w:p>
             <w:r>
@@ -1639,7 +1755,7 @@
         </w:tc>
         <w:tc>
           <w:tcPr>
-            <w:tcW w:type="dxa" w:w="1440"/>
+            <w:tcW w:type="dxa" w:w="1234"/>
           </w:tcPr>
           <w:p>
             <w:r>
@@ -1657,7 +1773,7 @@
         </w:tc>
         <w:tc>
           <w:tcPr>
-            <w:tcW w:type="dxa" w:w="1440"/>
+            <w:tcW w:type="dxa" w:w="1234"/>
           </w:tcPr>
           <w:p>
             <w:r>
@@ -1675,7 +1791,7 @@
         </w:tc>
         <w:tc>
           <w:tcPr>
-            <w:tcW w:type="dxa" w:w="1440"/>
+            <w:tcW w:type="dxa" w:w="1234"/>
           </w:tcPr>
           <w:p>
             <w:r>
@@ -1693,7 +1809,7 @@
         </w:tc>
         <w:tc>
           <w:tcPr>
-            <w:tcW w:type="dxa" w:w="1440"/>
+            <w:tcW w:type="dxa" w:w="1234"/>
           </w:tcPr>
           <w:p>
             <w:r>
@@ -1711,7 +1827,25 @@
         </w:tc>
         <w:tc>
           <w:tcPr>
-            <w:tcW w:type="dxa" w:w="1440"/>
+            <w:tcW w:type="dxa" w:w="1234"/>
+          </w:tcPr>
+          <w:p>
+            <w:r>
+              <w:rPr>
+                <w:sz w:val="20"/>
+              </w:rPr>
+            </w:r>
+            <w:r>
+              <w:rPr>
+                <w:sz w:val="20"/>
+              </w:rPr>
+              <w:t>VERIFIED</w:t>
+            </w:r>
+          </w:p>
+        </w:tc>
+        <w:tc>
+          <w:tcPr>
+            <w:tcW w:type="dxa" w:w="1234"/>
           </w:tcPr>
           <w:p>
             <w:r>
@@ -1734,7 +1868,7 @@
         <w:rPr>
           <w:i/>
         </w:rPr>
-        <w:t>Verification note: MC11/MC13 export engines and weights are official/cross-checked; detailed 360che announcement figures are SINGLE_SOURCE. Price UNVERIFIED and omitted. Confirm the exact export build on the Sinotruk International sheet.</w:t>
+        <w:t>Confidence note (AutoBridge standard): MC11/MC13 export engines and weights are VERIFIED on Sinotruk-official channels; detailed 360che announcement figures are SINGLE_SOURCE. Price is UNVERIFIED and omitted. Confirm the exact export build on the Sinotruk International sheet.</w:t>
       </w:r>
     </w:p>
     <w:p>
@@ -1753,10 +1887,10 @@
         <w:rPr>
           <w:b/>
         </w:rPr>
-        <w:t>Reviewed by</w:t>
+        <w:t>Author / reviewer</w:t>
       </w:r>
       <w:r>
-        <w:t>: AutoBridge Export Sourcing Team</w:t>
+        <w:t>: [AutoBridge Export Sourcing Team](/authors/autobridge-export-sourcing-team/) · method per our [Editorial Policy](/about/editorial-policy/)</w:t>
       </w:r>
     </w:p>
     <w:p>
@@ -1770,7 +1904,16 @@
         <w:t>Last reviewed</w:t>
       </w:r>
       <w:r>
-        <w:t>: 2026-09-02</w:t>
+        <w:t xml:space="preserve">: 2026-09-02 · </w:t>
+      </w:r>
+      <w:r>
+        <w:rPr>
+          <w:b/>
+        </w:rPr>
+        <w:t>Second-round revision</w:t>
+      </w:r>
+      <w:r>
+        <w:t>: 2026-09-03 (confidence relabelled to the strict standard; procurement-increment block added)</w:t>
       </w:r>
     </w:p>
     <w:p>
@@ -1798,7 +1941,7 @@
         <w:t>Verification method</w:t>
       </w:r>
       <w:r>
-        <w:t>: Brand-official/export channels plus a commercial database; single-source items labelled</w:t>
+        <w:t>: Brand-official/export channels plus an independent commercial database; single-source items labelled</w:t>
       </w:r>
     </w:p>
     <w:p>
@@ -1809,10 +1952,10 @@
         <w:rPr>
           <w:b/>
         </w:rPr>
-        <w:t>Content status</w:t>
+        <w:t>Quality gates</w:t>
       </w:r>
       <w:r>
-        <w:t>: QA_PASS (Master/EN)</w:t>
+        <w:t>: EDITORIAL_QA_PASS=PASS · FACT_SOURCE_PASS=PASS · SEO_PASS=PASS · CODEX_REVIEW_PASS=PENDING (independent Codex review) · PUBLISH_APPROVED=FALSE until Codex sign-off</w:t>
       </w:r>
     </w:p>
     <w:sectPr>

--- a/deliveries/2026-09-02/01_Vehicle_Pages/VEH_20260902_08_Sinotruk_HOWO_T7H_Tractor.docx
+++ b/deliveries/2026-09-02/01_Vehicle_Pages/VEH_20260902_08_Sinotruk_HOWO_T7H_Tractor.docx
@@ -979,7 +979,7 @@
     </w:p>
     <w:p>
       <w:r>
-        <w:t xml:space="preserve">Tractor spec cards quote peak torque without proving the engine code, gearbox and axle ratio suit the route. AutoBridge converts the buyer's </w:t>
+        <w:t xml:space="preserve">Tractor spec cards quote peak torque without showing whether the engine code, gearbox and axle ratio suit the route. The recommended method is to translate </w:t>
       </w:r>
       <w:r>
         <w:rPr>
@@ -988,7 +988,7 @@
         <w:t>route grade, target GCW and cruise speed into a matched MC13/HW gearbox/MCY13 final-drive combination</w:t>
       </w:r>
       <w:r>
-        <w:t xml:space="preserve">, records the </w:t>
+        <w:t xml:space="preserve">, record the </w:t>
       </w:r>
       <w:r>
         <w:rPr>
@@ -997,7 +997,7 @@
         <w:t>fuel-tank and electrical-voltage choice</w:t>
       </w:r>
       <w:r>
-        <w:t xml:space="preserve"> on the order, and requires a written </w:t>
+        <w:t xml:space="preserve"> on the order, and seek a written </w:t>
       </w:r>
       <w:r>
         <w:rPr>
@@ -1006,7 +1006,7 @@
         <w:t>destination emission-stage confirmation</w:t>
       </w:r>
       <w:r>
-        <w:t xml:space="preserve"> before deposit — the mismatches that leave a correct-looking tractor under-powered or unserviceable abroad.</w:t>
+        <w:t xml:space="preserve"> before deposit — guarding against the mismatches that leave a correct-looking tractor under-powered or unserviceable abroad.</w:t>
       </w:r>
     </w:p>
     <w:p>
@@ -1890,7 +1890,7 @@
         <w:t>Author / reviewer</w:t>
       </w:r>
       <w:r>
-        <w:t>: [AutoBridge Export Sourcing Team](/authors/autobridge-export-sourcing-team/) · method per our [Editorial Policy](/about/editorial-policy/)</w:t>
+        <w:t>: [AutoBridge Export Sourcing Team](/authors/) · method per our [Editorial Policy](/editorial-policy/)</w:t>
       </w:r>
     </w:p>
     <w:p>
@@ -1905,6 +1905,15 @@
       </w:r>
       <w:r>
         <w:t xml:space="preserve">: 2026-09-02 · </w:t>
+      </w:r>
+      <w:r>
+        <w:rPr>
+          <w:b/>
+        </w:rPr>
+        <w:t>R3 (2026-09-03): internal links set to live /authors/ and /editorial-policy/ paths; operations claims framed as recommended/editorial method</w:t>
+      </w:r>
+      <w:r>
+        <w:t xml:space="preserve"> · </w:t>
       </w:r>
       <w:r>
         <w:rPr>

--- a/deliveries/2026-09-02/01_Vehicle_Pages/VEH_20260902_08_Sinotruk_HOWO_T7H_Tractor.docx
+++ b/deliveries/2026-09-02/01_Vehicle_Pages/VEH_20260902_08_Sinotruk_HOWO_T7H_Tractor.docx
@@ -4,7 +4,7 @@
   <w:body>
     <w:p>
       <w:pPr>
-        <w:pStyle w:val="Title"/>
+        <w:pStyle w:val="Heading1"/>
       </w:pPr>
       <w:r>
         <w:t>Sinotruk HOWO T7H Tractor Truck — 6×4 Heavy Hauler Specs and Export Configuration Guide</w:t>
@@ -12,7 +12,7 @@
     </w:p>
     <w:p>
       <w:pPr>
-        <w:pStyle w:val="Heading1"/>
+        <w:pStyle w:val="Heading2"/>
       </w:pPr>
       <w:r>
         <w:t>SEO Metadata</w:t>
@@ -146,7 +146,7 @@
     </w:p>
     <w:p>
       <w:pPr>
-        <w:pStyle w:val="Heading1"/>
+        <w:pStyle w:val="Heading2"/>
       </w:pPr>
       <w:r>
         <w:t>What the T7H Is</w:t>
@@ -195,7 +195,7 @@
     </w:p>
     <w:p>
       <w:pPr>
-        <w:pStyle w:val="Heading1"/>
+        <w:pStyle w:val="Heading2"/>
       </w:pPr>
       <w:r>
         <w:t>Reference Build: 460 PS 6×4 (China)</w:t>
@@ -203,7 +203,7 @@
     </w:p>
     <w:tbl>
       <w:tblPr>
-        <w:tblStyle w:val="TableGrid"/>
+        <w:tblStyle w:val="LightGrid-Accent1"/>
         <w:tblW w:type="auto" w:w="0"/>
         <w:tblLook w:firstColumn="1" w:firstRow="1" w:lastColumn="0" w:lastRow="0" w:noHBand="0" w:noVBand="1" w:val="04A0"/>
       </w:tblPr>
@@ -216,20 +216,9 @@
         <w:tc>
           <w:tcPr>
             <w:tcW w:type="dxa" w:w="2880"/>
-            <w:shd w:val="clear" w:fill="EAF0F6"/>
           </w:tcPr>
           <w:p>
             <w:r>
-              <w:rPr>
-                <w:b/>
-                <w:sz w:val="20"/>
-              </w:rPr>
-            </w:r>
-            <w:r>
-              <w:rPr>
-                <w:b/>
-                <w:sz w:val="20"/>
-              </w:rPr>
               <w:t>Item</w:t>
             </w:r>
           </w:p>
@@ -237,20 +226,9 @@
         <w:tc>
           <w:tcPr>
             <w:tcW w:type="dxa" w:w="2880"/>
-            <w:shd w:val="clear" w:fill="EAF0F6"/>
           </w:tcPr>
           <w:p>
             <w:r>
-              <w:rPr>
-                <w:b/>
-                <w:sz w:val="20"/>
-              </w:rPr>
-            </w:r>
-            <w:r>
-              <w:rPr>
-                <w:b/>
-                <w:sz w:val="20"/>
-              </w:rPr>
               <w:t>Value</w:t>
             </w:r>
           </w:p>
@@ -258,20 +236,9 @@
         <w:tc>
           <w:tcPr>
             <w:tcW w:type="dxa" w:w="2880"/>
-            <w:shd w:val="clear" w:fill="EAF0F6"/>
           </w:tcPr>
           <w:p>
             <w:r>
-              <w:rPr>
-                <w:b/>
-                <w:sz w:val="20"/>
-              </w:rPr>
-            </w:r>
-            <w:r>
-              <w:rPr>
-                <w:b/>
-                <w:sz w:val="20"/>
-              </w:rPr>
               <w:t>Evidence</w:t>
             </w:r>
           </w:p>
@@ -284,14 +251,6 @@
           </w:tcPr>
           <w:p>
             <w:r>
-              <w:rPr>
-                <w:sz w:val="20"/>
-              </w:rPr>
-            </w:r>
-            <w:r>
-              <w:rPr>
-                <w:sz w:val="20"/>
-              </w:rPr>
               <w:t>Announcement / drive</w:t>
             </w:r>
           </w:p>
@@ -302,14 +261,6 @@
           </w:tcPr>
           <w:p>
             <w:r>
-              <w:rPr>
-                <w:sz w:val="20"/>
-              </w:rPr>
-            </w:r>
-            <w:r>
-              <w:rPr>
-                <w:sz w:val="20"/>
-              </w:rPr>
               <w:t>ZZ4257V324HE1B, 6×4, wheelbase 3200+1400 mm</w:t>
             </w:r>
           </w:p>
@@ -320,14 +271,6 @@
           </w:tcPr>
           <w:p>
             <w:r>
-              <w:rPr>
-                <w:sz w:val="20"/>
-              </w:rPr>
-            </w:r>
-            <w:r>
-              <w:rPr>
-                <w:sz w:val="20"/>
-              </w:rPr>
               <w:t>360che (single)</w:t>
             </w:r>
           </w:p>
@@ -340,14 +283,6 @@
           </w:tcPr>
           <w:p>
             <w:r>
-              <w:rPr>
-                <w:sz w:val="20"/>
-              </w:rPr>
-            </w:r>
-            <w:r>
-              <w:rPr>
-                <w:sz w:val="20"/>
-              </w:rPr>
               <w:t>Overall L×W×H</w:t>
             </w:r>
           </w:p>
@@ -358,14 +293,6 @@
           </w:tcPr>
           <w:p>
             <w:r>
-              <w:rPr>
-                <w:sz w:val="20"/>
-              </w:rPr>
-            </w:r>
-            <w:r>
-              <w:rPr>
-                <w:sz w:val="20"/>
-              </w:rPr>
               <w:t>6.985 × 2.496 × 3.85 m</w:t>
             </w:r>
           </w:p>
@@ -376,14 +303,6 @@
           </w:tcPr>
           <w:p>
             <w:r>
-              <w:rPr>
-                <w:sz w:val="20"/>
-              </w:rPr>
-            </w:r>
-            <w:r>
-              <w:rPr>
-                <w:sz w:val="20"/>
-              </w:rPr>
               <w:t>360che (single)</w:t>
             </w:r>
           </w:p>
@@ -396,14 +315,6 @@
           </w:tcPr>
           <w:p>
             <w:r>
-              <w:rPr>
-                <w:sz w:val="20"/>
-              </w:rPr>
-            </w:r>
-            <w:r>
-              <w:rPr>
-                <w:sz w:val="20"/>
-              </w:rPr>
               <w:t>Engine</w:t>
             </w:r>
           </w:p>
@@ -415,20 +326,11 @@
           <w:p>
             <w:r>
               <w:rPr>
-                <w:sz w:val="20"/>
-              </w:rPr>
-            </w:r>
-            <w:r>
-              <w:rPr>
                 <w:b/>
-                <w:sz w:val="20"/>
               </w:rPr>
               <w:t>Weichai WP10.5H460E50</w:t>
             </w:r>
             <w:r>
-              <w:rPr>
-                <w:sz w:val="20"/>
-              </w:rPr>
               <w:t>, 10.5 L inline-6 diesel</w:t>
             </w:r>
           </w:p>
@@ -439,14 +341,6 @@
           </w:tcPr>
           <w:p>
             <w:r>
-              <w:rPr>
-                <w:sz w:val="20"/>
-              </w:rPr>
-            </w:r>
-            <w:r>
-              <w:rPr>
-                <w:sz w:val="20"/>
-              </w:rPr>
               <w:t>360che (single)</w:t>
             </w:r>
           </w:p>
@@ -459,14 +353,6 @@
           </w:tcPr>
           <w:p>
             <w:r>
-              <w:rPr>
-                <w:sz w:val="20"/>
-              </w:rPr>
-            </w:r>
-            <w:r>
-              <w:rPr>
-                <w:sz w:val="20"/>
-              </w:rPr>
               <w:t>Power / torque</w:t>
             </w:r>
           </w:p>
@@ -477,14 +363,6 @@
           </w:tcPr>
           <w:p>
             <w:r>
-              <w:rPr>
-                <w:sz w:val="20"/>
-              </w:rPr>
-            </w:r>
-            <w:r>
-              <w:rPr>
-                <w:sz w:val="20"/>
-              </w:rPr>
               <w:t>338 kW (460 PS) / 2100 N·m @ 1000–1400 rpm</w:t>
             </w:r>
           </w:p>
@@ -495,14 +373,6 @@
           </w:tcPr>
           <w:p>
             <w:r>
-              <w:rPr>
-                <w:sz w:val="20"/>
-              </w:rPr>
-            </w:r>
-            <w:r>
-              <w:rPr>
-                <w:sz w:val="20"/>
-              </w:rPr>
               <w:t>360che (single)</w:t>
             </w:r>
           </w:p>
@@ -515,14 +385,6 @@
           </w:tcPr>
           <w:p>
             <w:r>
-              <w:rPr>
-                <w:sz w:val="20"/>
-              </w:rPr>
-            </w:r>
-            <w:r>
-              <w:rPr>
-                <w:sz w:val="20"/>
-              </w:rPr>
               <w:t>Gearbox</w:t>
             </w:r>
           </w:p>
@@ -533,27 +395,15 @@
           </w:tcPr>
           <w:p>
             <w:r>
-              <w:rPr>
-                <w:sz w:val="20"/>
-              </w:rPr>
-            </w:r>
-            <w:r>
-              <w:rPr>
-                <w:sz w:val="20"/>
-              </w:rPr>
               <w:t xml:space="preserve">Sinotruk HW12-WY </w:t>
             </w:r>
             <w:r>
               <w:rPr>
                 <w:b/>
-                <w:sz w:val="20"/>
               </w:rPr>
               <w:t>12-speed AMT</w:t>
             </w:r>
             <w:r>
-              <w:rPr>
-                <w:sz w:val="20"/>
-              </w:rPr>
               <w:t xml:space="preserve"> (2 reverse); 10/12/16-speed options elsewhere</w:t>
             </w:r>
           </w:p>
@@ -564,14 +414,6 @@
           </w:tcPr>
           <w:p>
             <w:r>
-              <w:rPr>
-                <w:sz w:val="20"/>
-              </w:rPr>
-            </w:r>
-            <w:r>
-              <w:rPr>
-                <w:sz w:val="20"/>
-              </w:rPr>
               <w:t>Cross-checked</w:t>
             </w:r>
           </w:p>
@@ -584,14 +426,6 @@
           </w:tcPr>
           <w:p>
             <w:r>
-              <w:rPr>
-                <w:sz w:val="20"/>
-              </w:rPr>
-            </w:r>
-            <w:r>
-              <w:rPr>
-                <w:sz w:val="20"/>
-              </w:rPr>
               <w:t>Curb / GVW / GCW</w:t>
             </w:r>
           </w:p>
@@ -602,20 +436,11 @@
           </w:tcPr>
           <w:p>
             <w:r>
-              <w:rPr>
-                <w:sz w:val="20"/>
-              </w:rPr>
-            </w:r>
-            <w:r>
-              <w:rPr>
-                <w:sz w:val="20"/>
-              </w:rPr>
               <w:t xml:space="preserve">8.8 t curb · 25 t GVW · </w:t>
             </w:r>
             <w:r>
               <w:rPr>
                 <w:b/>
-                <w:sz w:val="20"/>
               </w:rPr>
               <w:t>40 t gross combination (traction) mass</w:t>
             </w:r>
@@ -627,14 +452,6 @@
           </w:tcPr>
           <w:p>
             <w:r>
-              <w:rPr>
-                <w:sz w:val="20"/>
-              </w:rPr>
-            </w:r>
-            <w:r>
-              <w:rPr>
-                <w:sz w:val="20"/>
-              </w:rPr>
               <w:t>Cross-checked</w:t>
             </w:r>
           </w:p>
@@ -647,14 +464,6 @@
           </w:tcPr>
           <w:p>
             <w:r>
-              <w:rPr>
-                <w:sz w:val="20"/>
-              </w:rPr>
-            </w:r>
-            <w:r>
-              <w:rPr>
-                <w:sz w:val="20"/>
-              </w:rPr>
               <w:t>Front axle</w:t>
             </w:r>
           </w:p>
@@ -665,14 +474,6 @@
           </w:tcPr>
           <w:p>
             <w:r>
-              <w:rPr>
-                <w:sz w:val="20"/>
-              </w:rPr>
-            </w:r>
-            <w:r>
-              <w:rPr>
-                <w:sz w:val="20"/>
-              </w:rPr>
               <w:t>H653K self-adjusting, allowable 7000 kg</w:t>
             </w:r>
           </w:p>
@@ -683,14 +484,6 @@
           </w:tcPr>
           <w:p>
             <w:r>
-              <w:rPr>
-                <w:sz w:val="20"/>
-              </w:rPr>
-            </w:r>
-            <w:r>
-              <w:rPr>
-                <w:sz w:val="20"/>
-              </w:rPr>
               <w:t>360che (single)</w:t>
             </w:r>
           </w:p>
@@ -703,14 +496,6 @@
           </w:tcPr>
           <w:p>
             <w:r>
-              <w:rPr>
-                <w:sz w:val="20"/>
-              </w:rPr>
-            </w:r>
-            <w:r>
-              <w:rPr>
-                <w:sz w:val="20"/>
-              </w:rPr>
               <w:t>Rear bogie</w:t>
             </w:r>
           </w:p>
@@ -721,14 +506,6 @@
           </w:tcPr>
           <w:p>
             <w:r>
-              <w:rPr>
-                <w:sz w:val="20"/>
-              </w:rPr>
-            </w:r>
-            <w:r>
-              <w:rPr>
-                <w:sz w:val="20"/>
-              </w:rPr>
               <w:t>MCY12BGS self-adjusting tandem, 18,000 kg two-axle group</w:t>
             </w:r>
           </w:p>
@@ -739,14 +516,6 @@
           </w:tcPr>
           <w:p>
             <w:r>
-              <w:rPr>
-                <w:sz w:val="20"/>
-              </w:rPr>
-            </w:r>
-            <w:r>
-              <w:rPr>
-                <w:sz w:val="20"/>
-              </w:rPr>
               <w:t>360che (single)</w:t>
             </w:r>
           </w:p>
@@ -759,14 +528,6 @@
           </w:tcPr>
           <w:p>
             <w:r>
-              <w:rPr>
-                <w:sz w:val="20"/>
-              </w:rPr>
-            </w:r>
-            <w:r>
-              <w:rPr>
-                <w:sz w:val="20"/>
-              </w:rPr>
               <w:t>Tyres / springs</w:t>
             </w:r>
           </w:p>
@@ -777,14 +538,6 @@
           </w:tcPr>
           <w:p>
             <w:r>
-              <w:rPr>
-                <w:sz w:val="20"/>
-              </w:rPr>
-            </w:r>
-            <w:r>
-              <w:rPr>
-                <w:sz w:val="20"/>
-              </w:rPr>
               <w:t>315/80R22.5 ×10; leaf 2/3</w:t>
             </w:r>
           </w:p>
@@ -795,14 +548,6 @@
           </w:tcPr>
           <w:p>
             <w:r>
-              <w:rPr>
-                <w:sz w:val="20"/>
-              </w:rPr>
-            </w:r>
-            <w:r>
-              <w:rPr>
-                <w:sz w:val="20"/>
-              </w:rPr>
               <w:t>360che (single)</w:t>
             </w:r>
           </w:p>
@@ -815,14 +560,6 @@
           </w:tcPr>
           <w:p>
             <w:r>
-              <w:rPr>
-                <w:sz w:val="20"/>
-              </w:rPr>
-            </w:r>
-            <w:r>
-              <w:rPr>
-                <w:sz w:val="20"/>
-              </w:rPr>
               <w:t>Fuel tank / cab / top speed</w:t>
             </w:r>
           </w:p>
@@ -833,14 +570,6 @@
           </w:tcPr>
           <w:p>
             <w:r>
-              <w:rPr>
-                <w:sz w:val="20"/>
-              </w:rPr>
-            </w:r>
-            <w:r>
-              <w:rPr>
-                <w:sz w:val="20"/>
-              </w:rPr>
               <w:t>750 L; half-sleeper cab, 2 seats; 101 km/h</w:t>
             </w:r>
           </w:p>
@@ -851,23 +580,16 @@
           </w:tcPr>
           <w:p>
             <w:r>
-              <w:rPr>
-                <w:sz w:val="20"/>
-              </w:rPr>
-            </w:r>
-            <w:r>
-              <w:rPr>
-                <w:sz w:val="20"/>
-              </w:rPr>
               <w:t>360che (single)</w:t>
             </w:r>
           </w:p>
         </w:tc>
       </w:tr>
     </w:tbl>
+    <w:p/>
     <w:p>
       <w:pPr>
-        <w:pStyle w:val="Heading1"/>
+        <w:pStyle w:val="Heading2"/>
       </w:pPr>
       <w:r>
         <w:t>Engine Choice: Weichai vs Sinotruk MC (MAN Technology)</w:t>
@@ -949,7 +671,7 @@
     </w:p>
     <w:p>
       <w:pPr>
-        <w:pStyle w:val="Heading1"/>
+        <w:pStyle w:val="Heading2"/>
       </w:pPr>
       <w:r>
         <w:t>Emission and Fuel Options for Export</w:t>
@@ -971,7 +693,7 @@
     </w:p>
     <w:p>
       <w:pPr>
-        <w:pStyle w:val="Heading1"/>
+        <w:pStyle w:val="Heading2"/>
       </w:pPr>
       <w:r>
         <w:t>What AutoBridge Adds Beyond a Truck Spec Card</w:t>
@@ -1011,7 +733,7 @@
     </w:p>
     <w:p>
       <w:pPr>
-        <w:pStyle w:val="Heading1"/>
+        <w:pStyle w:val="Heading2"/>
       </w:pPr>
       <w:r>
         <w:t>Heavy-Tractor Verification Before Payment</w:t>
@@ -1103,7 +825,7 @@
     </w:p>
     <w:p>
       <w:pPr>
-        <w:pStyle w:val="Heading1"/>
+        <w:pStyle w:val="Heading2"/>
       </w:pPr>
       <w:r>
         <w:t>Request a Current Export Quotation</w:t>
@@ -1125,7 +847,7 @@
     </w:p>
     <w:p>
       <w:pPr>
-        <w:pStyle w:val="Heading1"/>
+        <w:pStyle w:val="Heading2"/>
       </w:pPr>
       <w:r>
         <w:t>Buyer FAQ</w:t>
@@ -1139,8 +861,10 @@
         <w:t>What is the difference between a 460 and a 540 T7H?</w:t>
       </w:r>
       <w:r>
-        <w:t xml:space="preserve"> Beyond power, they can be different engine families — the 460 reference uses a Weichai WP10.5H (2100 N·m), while the 540 uses the MAN-technology MC13 (2500 N·m); confirm architecture, not just horsepower. </w:t>
+        <w:t xml:space="preserve"> Beyond power, they can be different engine families — the 460 reference uses a Weichai WP10.5H (2100 N·m), while the 540 uses the MAN-technology MC13 (2500 N·m); confirm architecture, not just horsepower.</w:t>
       </w:r>
+    </w:p>
+    <w:p>
       <w:r>
         <w:rPr>
           <w:b/>
@@ -1148,8 +872,10 @@
         <w:t>What GCW is the 6×4 rated for?</w:t>
       </w:r>
       <w:r>
-        <w:t xml:space="preserve"> The reference build is quoted at 40 t gross combination mass (cross-checked), subject to destination rules. </w:t>
+        <w:t xml:space="preserve"> The reference build is quoted at 40 t gross combination mass (cross-checked), subject to destination rules.</w:t>
       </w:r>
+    </w:p>
+    <w:p>
       <w:r>
         <w:rPr>
           <w:b/>
@@ -1157,8 +883,10 @@
         <w:t>Does it come with an automatic gearbox?</w:t>
       </w:r>
       <w:r>
-        <w:t xml:space="preserve"> The reference 460 uses a Sinotruk 12-speed AMT; manuals and other ratios are available. </w:t>
+        <w:t xml:space="preserve"> The reference 460 uses a Sinotruk 12-speed AMT; manuals and other ratios are available.</w:t>
       </w:r>
+    </w:p>
+    <w:p>
       <w:r>
         <w:rPr>
           <w:b/>
@@ -1166,8 +894,10 @@
         <w:t>Can I get Euro VI or LNG?</w:t>
       </w:r>
       <w:r>
-        <w:t xml:space="preserve"> Export builds list Euro V/Euro VI and LNG options; specify them and obtain matching certification. </w:t>
+        <w:t xml:space="preserve"> Export builds list Euro V/Euro VI and LNG options; specify them and obtain matching certification.</w:t>
       </w:r>
+    </w:p>
+    <w:p>
       <w:r>
         <w:rPr>
           <w:b/>
@@ -1180,7 +910,255 @@
     </w:p>
     <w:p>
       <w:pPr>
-        <w:pStyle w:val="Heading1"/>
+        <w:pStyle w:val="Heading2"/>
+      </w:pPr>
+      <w:r>
+        <w:t>Image Record</w:t>
+      </w:r>
+    </w:p>
+    <w:p>
+      <w:pPr>
+        <w:pStyle w:val="ListBullet"/>
+      </w:pPr>
+      <w:r>
+        <w:t>IMAGE_ASSET_PATH: none secured in repository</w:t>
+      </w:r>
+    </w:p>
+    <w:p>
+      <w:pPr>
+        <w:pStyle w:val="ListBullet"/>
+      </w:pPr>
+      <w:r>
+        <w:t>ORIGINAL_IMAGE_URL: not captured</w:t>
+      </w:r>
+    </w:p>
+    <w:p>
+      <w:pPr>
+        <w:pStyle w:val="ListBullet"/>
+      </w:pPr>
+      <w:r>
+        <w:t>SOURCE_PAGE: not captured</w:t>
+      </w:r>
+    </w:p>
+    <w:p>
+      <w:pPr>
+        <w:pStyle w:val="ListBullet"/>
+      </w:pPr>
+      <w:r>
+        <w:t>RIGHTS_HOLDER: unconfirmed</w:t>
+      </w:r>
+    </w:p>
+    <w:p>
+      <w:pPr>
+        <w:pStyle w:val="ListBullet"/>
+      </w:pPr>
+      <w:r>
+        <w:t>LICENSE: none secured — no third-party image may be published until rights are cleared</w:t>
+      </w:r>
+    </w:p>
+    <w:p>
+      <w:pPr>
+        <w:pStyle w:val="ListBullet"/>
+      </w:pPr>
+      <w:r>
+        <w:t>CHECKED_DATE: 2026-09-05</w:t>
+      </w:r>
+    </w:p>
+    <w:p>
+      <w:pPr>
+        <w:pStyle w:val="ListBullet"/>
+      </w:pPr>
+      <w:r>
+        <w:t>MODEL_TOPIC_MATCH: must match the exact model/version (or the guide topic) and reference market above</w:t>
+      </w:r>
+    </w:p>
+    <w:p>
+      <w:pPr>
+        <w:pStyle w:val="ListBullet"/>
+      </w:pPr>
+      <w:r>
+        <w:t>IMAGE_RIGHTS_STATUS: FAIL (no licensed asset captured; a placeholder or “retain old image” note is not accepted)</w:t>
+      </w:r>
+    </w:p>
+    <w:p>
+      <w:pPr>
+        <w:pStyle w:val="ListBullet"/>
+      </w:pPr>
+      <w:r>
+        <w:t>ALT by language:</w:t>
+      </w:r>
+    </w:p>
+    <w:p>
+      <w:pPr>
+        <w:pStyle w:val="ListBullet"/>
+      </w:pPr>
+      <w:r>
+        <w:rPr>
+          <w:b/>
+        </w:rPr>
+        <w:t>EN</w:t>
+      </w:r>
+      <w:r>
+        <w:t>: AutoBridge export-buyer reference — Sinotruk HOWO T7H, petrol/diesel Chinese-market vehicle / heavy tractor truck</w:t>
+      </w:r>
+    </w:p>
+    <w:p>
+      <w:pPr>
+        <w:pStyle w:val="ListBullet"/>
+      </w:pPr>
+      <w:r>
+        <w:rPr>
+          <w:b/>
+        </w:rPr>
+        <w:t>FR</w:t>
+      </w:r>
+      <w:r>
+        <w:t>: Référence AutoBridge pour acheteurs export — Sinotruk HOWO T7H, véhicule thermique (marché chinois) / tracteur routier lourd</w:t>
+      </w:r>
+    </w:p>
+    <w:p>
+      <w:pPr>
+        <w:pStyle w:val="ListBullet"/>
+      </w:pPr>
+      <w:r>
+        <w:rPr>
+          <w:b/>
+        </w:rPr>
+        <w:t>DE</w:t>
+      </w:r>
+      <w:r>
+        <w:t>: AutoBridge-Referenz für Exportkäufer — Sinotruk HOWO T7H, Verbrenner (chinesischer Markt) / schwere Sattelzugmaschine</w:t>
+      </w:r>
+    </w:p>
+    <w:p>
+      <w:pPr>
+        <w:pStyle w:val="ListBullet"/>
+      </w:pPr>
+      <w:r>
+        <w:rPr>
+          <w:b/>
+        </w:rPr>
+        <w:t>ES</w:t>
+      </w:r>
+      <w:r>
+        <w:t>: Referencia AutoBridge para compradores de exportación — Sinotruk HOWO T7H, vehículo de combustión (mercado chino) / cabeza tractora pesada</w:t>
+      </w:r>
+    </w:p>
+    <w:p>
+      <w:pPr>
+        <w:pStyle w:val="ListBullet"/>
+      </w:pPr>
+      <w:r>
+        <w:rPr>
+          <w:b/>
+        </w:rPr>
+        <w:t>PT</w:t>
+      </w:r>
+      <w:r>
+        <w:t>: Referência AutoBridge para compradores de exportação — Sinotruk HOWO T7H, veículo a combustão (mercado chinês) / cavalo mecânico pesado</w:t>
+      </w:r>
+    </w:p>
+    <w:p>
+      <w:pPr>
+        <w:pStyle w:val="ListBullet"/>
+      </w:pPr>
+      <w:r>
+        <w:rPr>
+          <w:b/>
+        </w:rPr>
+        <w:t>JA</w:t>
+      </w:r>
+      <w:r>
+        <w:t>: AutoBridge 輸出バイヤー向けリファレンス｜Sinotruk HOWO T7H, 中国市場仕様 内燃機関車 / 大型トラクターヘッド</w:t>
+      </w:r>
+    </w:p>
+    <w:p>
+      <w:pPr>
+        <w:pStyle w:val="ListBullet"/>
+      </w:pPr>
+      <w:r>
+        <w:rPr>
+          <w:b/>
+        </w:rPr>
+        <w:t>KO</w:t>
+      </w:r>
+      <w:r>
+        <w:t>: AutoBridge 수출 바이어 참고 자료｜Sinotruk HOWO T7H, 중국 시장 내연기관 차량 / 대형 트랙터 트럭</w:t>
+      </w:r>
+    </w:p>
+    <w:p>
+      <w:pPr>
+        <w:pStyle w:val="ListBullet"/>
+      </w:pPr>
+      <w:r>
+        <w:rPr>
+          <w:b/>
+        </w:rPr>
+        <w:t>VI</w:t>
+      </w:r>
+      <w:r>
+        <w:t>: Tài liệu tham khảo AutoBridge cho người mua xuất khẩu — Sinotruk HOWO T7H, xe động cơ đốt trong (thị trường Trung Quốc) / đầu kéo hạng nặng</w:t>
+      </w:r>
+    </w:p>
+    <w:p>
+      <w:pPr>
+        <w:pStyle w:val="ListBullet"/>
+      </w:pPr>
+      <w:r>
+        <w:rPr>
+          <w:b/>
+        </w:rPr>
+        <w:t>TH</w:t>
+      </w:r>
+      <w:r>
+        <w:t>: เอกสารอ้างอิง AutoBridge สำหรับผู้ซื้อเพื่อการส่งออก — Sinotruk HOWO T7H, รถเครื่องยนต์สันดาป (ตลาดจีน) / หัวลากบรรทุกหนัก</w:t>
+      </w:r>
+    </w:p>
+    <w:p>
+      <w:pPr>
+        <w:pStyle w:val="ListBullet"/>
+      </w:pPr>
+      <w:r>
+        <w:rPr>
+          <w:b/>
+        </w:rPr>
+        <w:t>ID</w:t>
+      </w:r>
+      <w:r>
+        <w:t>: Referensi AutoBridge untuk pembeli ekspor — Sinotruk HOWO T7H, kendaraan mesin pembakaran (pasar Tiongkok) / truk traktor berat</w:t>
+      </w:r>
+    </w:p>
+    <w:p>
+      <w:pPr>
+        <w:pStyle w:val="ListBullet"/>
+      </w:pPr>
+      <w:r>
+        <w:rPr>
+          <w:b/>
+        </w:rPr>
+        <w:t>AR</w:t>
+      </w:r>
+      <w:r>
+        <w:t>: مرجع AutoBridge لمشتري التصدير — Sinotruk HOWO T7H, مركبة بمحرك احتراق (سوق الصين) / رأس قاطرة ثقيل</w:t>
+      </w:r>
+    </w:p>
+    <w:p>
+      <w:pPr>
+        <w:pStyle w:val="ListBullet"/>
+      </w:pPr>
+      <w:r>
+        <w:rPr>
+          <w:b/>
+        </w:rPr>
+        <w:t>ZH</w:t>
+      </w:r>
+      <w:r>
+        <w:t>: AutoBridge 出口采购参考｜Sinotruk HOWO T7H, 中国市场燃油车 / 重型牵引车</w:t>
+      </w:r>
+    </w:p>
+    <w:p>
+      <w:pPr>
+        <w:pStyle w:val="Heading2"/>
       </w:pPr>
       <w:r>
         <w:t>Sources &amp; Verification</w:t>
@@ -1188,7 +1166,7 @@
     </w:p>
     <w:tbl>
       <w:tblPr>
-        <w:tblStyle w:val="TableGrid"/>
+        <w:tblStyle w:val="LightGrid-Accent1"/>
         <w:tblW w:type="auto" w:w="0"/>
         <w:tblLook w:firstColumn="1" w:firstRow="1" w:lastColumn="0" w:lastRow="0" w:noHBand="0" w:noVBand="1" w:val="04A0"/>
       </w:tblPr>
@@ -1205,20 +1183,9 @@
         <w:tc>
           <w:tcPr>
             <w:tcW w:type="dxa" w:w="1234"/>
-            <w:shd w:val="clear" w:fill="EAF0F6"/>
           </w:tcPr>
           <w:p>
             <w:r>
-              <w:rPr>
-                <w:b/>
-                <w:sz w:val="20"/>
-              </w:rPr>
-            </w:r>
-            <w:r>
-              <w:rPr>
-                <w:b/>
-                <w:sz w:val="20"/>
-              </w:rPr>
               <w:t>Source title</w:t>
             </w:r>
           </w:p>
@@ -1226,20 +1193,9 @@
         <w:tc>
           <w:tcPr>
             <w:tcW w:type="dxa" w:w="1234"/>
-            <w:shd w:val="clear" w:fill="EAF0F6"/>
           </w:tcPr>
           <w:p>
             <w:r>
-              <w:rPr>
-                <w:b/>
-                <w:sz w:val="20"/>
-              </w:rPr>
-            </w:r>
-            <w:r>
-              <w:rPr>
-                <w:b/>
-                <w:sz w:val="20"/>
-              </w:rPr>
               <w:t>Organization</w:t>
             </w:r>
           </w:p>
@@ -1247,20 +1203,9 @@
         <w:tc>
           <w:tcPr>
             <w:tcW w:type="dxa" w:w="1234"/>
-            <w:shd w:val="clear" w:fill="EAF0F6"/>
           </w:tcPr>
           <w:p>
             <w:r>
-              <w:rPr>
-                <w:b/>
-                <w:sz w:val="20"/>
-              </w:rPr>
-            </w:r>
-            <w:r>
-              <w:rPr>
-                <w:b/>
-                <w:sz w:val="20"/>
-              </w:rPr>
               <w:t>Market</w:t>
             </w:r>
           </w:p>
@@ -1268,20 +1213,9 @@
         <w:tc>
           <w:tcPr>
             <w:tcW w:type="dxa" w:w="1234"/>
-            <w:shd w:val="clear" w:fill="EAF0F6"/>
           </w:tcPr>
           <w:p>
             <w:r>
-              <w:rPr>
-                <w:b/>
-                <w:sz w:val="20"/>
-              </w:rPr>
-            </w:r>
-            <w:r>
-              <w:rPr>
-                <w:b/>
-                <w:sz w:val="20"/>
-              </w:rPr>
               <w:t>URL</w:t>
             </w:r>
           </w:p>
@@ -1289,20 +1223,9 @@
         <w:tc>
           <w:tcPr>
             <w:tcW w:type="dxa" w:w="1234"/>
-            <w:shd w:val="clear" w:fill="EAF0F6"/>
           </w:tcPr>
           <w:p>
             <w:r>
-              <w:rPr>
-                <w:b/>
-                <w:sz w:val="20"/>
-              </w:rPr>
-            </w:r>
-            <w:r>
-              <w:rPr>
-                <w:b/>
-                <w:sz w:val="20"/>
-              </w:rPr>
               <w:t>Checked</w:t>
             </w:r>
           </w:p>
@@ -1310,20 +1233,9 @@
         <w:tc>
           <w:tcPr>
             <w:tcW w:type="dxa" w:w="1234"/>
-            <w:shd w:val="clear" w:fill="EAF0F6"/>
           </w:tcPr>
           <w:p>
             <w:r>
-              <w:rPr>
-                <w:b/>
-                <w:sz w:val="20"/>
-              </w:rPr>
-            </w:r>
-            <w:r>
-              <w:rPr>
-                <w:b/>
-                <w:sz w:val="20"/>
-              </w:rPr>
               <w:t>Confidence</w:t>
             </w:r>
           </w:p>
@@ -1331,20 +1243,9 @@
         <w:tc>
           <w:tcPr>
             <w:tcW w:type="dxa" w:w="1234"/>
-            <w:shd w:val="clear" w:fill="EAF0F6"/>
           </w:tcPr>
           <w:p>
             <w:r>
-              <w:rPr>
-                <w:b/>
-                <w:sz w:val="20"/>
-              </w:rPr>
-            </w:r>
-            <w:r>
-              <w:rPr>
-                <w:b/>
-                <w:sz w:val="20"/>
-              </w:rPr>
               <w:t>Supported facts</w:t>
             </w:r>
           </w:p>
@@ -1357,14 +1258,6 @@
           </w:tcPr>
           <w:p>
             <w:r>
-              <w:rPr>
-                <w:sz w:val="20"/>
-              </w:rPr>
-            </w:r>
-            <w:r>
-              <w:rPr>
-                <w:sz w:val="20"/>
-              </w:rPr>
               <w:t>HOWO T7H 460 6×4 parameters</w:t>
             </w:r>
           </w:p>
@@ -1375,14 +1268,6 @@
           </w:tcPr>
           <w:p>
             <w:r>
-              <w:rPr>
-                <w:sz w:val="20"/>
-              </w:rPr>
-            </w:r>
-            <w:r>
-              <w:rPr>
-                <w:sz w:val="20"/>
-              </w:rPr>
               <w:t>360che (卡车之家)</w:t>
             </w:r>
           </w:p>
@@ -1393,14 +1278,6 @@
           </w:tcPr>
           <w:p>
             <w:r>
-              <w:rPr>
-                <w:sz w:val="20"/>
-              </w:rPr>
-            </w:r>
-            <w:r>
-              <w:rPr>
-                <w:sz w:val="20"/>
-              </w:rPr>
               <w:t>CN</w:t>
             </w:r>
           </w:p>
@@ -1411,14 +1288,6 @@
           </w:tcPr>
           <w:p>
             <w:r>
-              <w:rPr>
-                <w:sz w:val="20"/>
-              </w:rPr>
-            </w:r>
-            <w:r>
-              <w:rPr>
-                <w:sz w:val="20"/>
-              </w:rPr>
               <w:t>http://product.m.360che.com/m427/106833_param.html</w:t>
             </w:r>
           </w:p>
@@ -1429,14 +1298,6 @@
           </w:tcPr>
           <w:p>
             <w:r>
-              <w:rPr>
-                <w:sz w:val="20"/>
-              </w:rPr>
-            </w:r>
-            <w:r>
-              <w:rPr>
-                <w:sz w:val="20"/>
-              </w:rPr>
               <w:t>2026-09-02</w:t>
             </w:r>
           </w:p>
@@ -1447,14 +1308,6 @@
           </w:tcPr>
           <w:p>
             <w:r>
-              <w:rPr>
-                <w:sz w:val="20"/>
-              </w:rPr>
-            </w:r>
-            <w:r>
-              <w:rPr>
-                <w:sz w:val="20"/>
-              </w:rPr>
               <w:t>CROSS_CHECKED</w:t>
             </w:r>
           </w:p>
@@ -1465,14 +1318,6 @@
           </w:tcPr>
           <w:p>
             <w:r>
-              <w:rPr>
-                <w:sz w:val="20"/>
-              </w:rPr>
-            </w:r>
-            <w:r>
-              <w:rPr>
-                <w:sz w:val="20"/>
-              </w:rPr>
               <w:t>Announcement, Weichai engine, axles, tyres, tank, cab</w:t>
             </w:r>
           </w:p>
@@ -1485,14 +1330,6 @@
           </w:tcPr>
           <w:p>
             <w:r>
-              <w:rPr>
-                <w:sz w:val="20"/>
-              </w:rPr>
-            </w:r>
-            <w:r>
-              <w:rPr>
-                <w:sz w:val="20"/>
-              </w:rPr>
               <w:t>T7H official product page</w:t>
             </w:r>
           </w:p>
@@ -1503,14 +1340,6 @@
           </w:tcPr>
           <w:p>
             <w:r>
-              <w:rPr>
-                <w:sz w:val="20"/>
-              </w:rPr>
-            </w:r>
-            <w:r>
-              <w:rPr>
-                <w:sz w:val="20"/>
-              </w:rPr>
               <w:t>Sinotruk Group (CNHTC, official)</w:t>
             </w:r>
           </w:p>
@@ -1521,14 +1350,6 @@
           </w:tcPr>
           <w:p>
             <w:r>
-              <w:rPr>
-                <w:sz w:val="20"/>
-              </w:rPr>
-            </w:r>
-            <w:r>
-              <w:rPr>
-                <w:sz w:val="20"/>
-              </w:rPr>
               <w:t>CN/Export</w:t>
             </w:r>
           </w:p>
@@ -1539,14 +1360,6 @@
           </w:tcPr>
           <w:p>
             <w:r>
-              <w:rPr>
-                <w:sz w:val="20"/>
-              </w:rPr>
-            </w:r>
-            <w:r>
-              <w:rPr>
-                <w:sz w:val="20"/>
-              </w:rPr>
               <w:t>https://www.sinotrukgroup.com.cn/product-43.html</w:t>
             </w:r>
           </w:p>
@@ -1557,14 +1370,6 @@
           </w:tcPr>
           <w:p>
             <w:r>
-              <w:rPr>
-                <w:sz w:val="20"/>
-              </w:rPr>
-            </w:r>
-            <w:r>
-              <w:rPr>
-                <w:sz w:val="20"/>
-              </w:rPr>
               <w:t>2026-09-02</w:t>
             </w:r>
           </w:p>
@@ -1575,14 +1380,6 @@
           </w:tcPr>
           <w:p>
             <w:r>
-              <w:rPr>
-                <w:sz w:val="20"/>
-              </w:rPr>
-            </w:r>
-            <w:r>
-              <w:rPr>
-                <w:sz w:val="20"/>
-              </w:rPr>
               <w:t>VERIFIED</w:t>
             </w:r>
           </w:p>
@@ -1593,14 +1390,6 @@
           </w:tcPr>
           <w:p>
             <w:r>
-              <w:rPr>
-                <w:sz w:val="20"/>
-              </w:rPr>
-            </w:r>
-            <w:r>
-              <w:rPr>
-                <w:sz w:val="20"/>
-              </w:rPr>
               <w:t>MC11 440 HP/10.518 L, chassis, gearbox, ZF steering</w:t>
             </w:r>
           </w:p>
@@ -1613,14 +1402,6 @@
           </w:tcPr>
           <w:p>
             <w:r>
-              <w:rPr>
-                <w:sz w:val="20"/>
-              </w:rPr>
-            </w:r>
-            <w:r>
-              <w:rPr>
-                <w:sz w:val="20"/>
-              </w:rPr>
               <w:t>HOWO NX/T7H international</w:t>
             </w:r>
           </w:p>
@@ -1631,14 +1412,6 @@
           </w:tcPr>
           <w:p>
             <w:r>
-              <w:rPr>
-                <w:sz w:val="20"/>
-              </w:rPr>
-            </w:r>
-            <w:r>
-              <w:rPr>
-                <w:sz w:val="20"/>
-              </w:rPr>
               <w:t>SINOTRUK International (official)</w:t>
             </w:r>
           </w:p>
@@ -1649,14 +1422,6 @@
           </w:tcPr>
           <w:p>
             <w:r>
-              <w:rPr>
-                <w:sz w:val="20"/>
-              </w:rPr>
-            </w:r>
-            <w:r>
-              <w:rPr>
-                <w:sz w:val="20"/>
-              </w:rPr>
               <w:t>Export</w:t>
             </w:r>
           </w:p>
@@ -1667,14 +1432,6 @@
           </w:tcPr>
           <w:p>
             <w:r>
-              <w:rPr>
-                <w:sz w:val="20"/>
-              </w:rPr>
-            </w:r>
-            <w:r>
-              <w:rPr>
-                <w:sz w:val="20"/>
-              </w:rPr>
               <w:t>https://www.sinotrukinternational.com/sinotrukinternational/cp/zk/howo-nx/index.html</w:t>
             </w:r>
           </w:p>
@@ -1685,14 +1442,6 @@
           </w:tcPr>
           <w:p>
             <w:r>
-              <w:rPr>
-                <w:sz w:val="20"/>
-              </w:rPr>
-            </w:r>
-            <w:r>
-              <w:rPr>
-                <w:sz w:val="20"/>
-              </w:rPr>
               <w:t>2026-09-02</w:t>
             </w:r>
           </w:p>
@@ -1703,14 +1452,6 @@
           </w:tcPr>
           <w:p>
             <w:r>
-              <w:rPr>
-                <w:sz w:val="20"/>
-              </w:rPr>
-            </w:r>
-            <w:r>
-              <w:rPr>
-                <w:sz w:val="20"/>
-              </w:rPr>
               <w:t>VERIFIED</w:t>
             </w:r>
           </w:p>
@@ -1721,14 +1462,6 @@
           </w:tcPr>
           <w:p>
             <w:r>
-              <w:rPr>
-                <w:sz w:val="20"/>
-              </w:rPr>
-            </w:r>
-            <w:r>
-              <w:rPr>
-                <w:sz w:val="20"/>
-              </w:rPr>
               <w:t>Export engine displacement/HP options</w:t>
             </w:r>
           </w:p>
@@ -1741,14 +1474,6 @@
           </w:tcPr>
           <w:p>
             <w:r>
-              <w:rPr>
-                <w:sz w:val="20"/>
-              </w:rPr>
-            </w:r>
-            <w:r>
-              <w:rPr>
-                <w:sz w:val="20"/>
-              </w:rPr>
               <w:t>T7H export configuration</w:t>
             </w:r>
           </w:p>
@@ -1759,14 +1484,6 @@
           </w:tcPr>
           <w:p>
             <w:r>
-              <w:rPr>
-                <w:sz w:val="20"/>
-              </w:rPr>
-            </w:r>
-            <w:r>
-              <w:rPr>
-                <w:sz w:val="20"/>
-              </w:rPr>
               <w:t>SINOTRUK HOWO (official dealer system)</w:t>
             </w:r>
           </w:p>
@@ -1777,14 +1494,6 @@
           </w:tcPr>
           <w:p>
             <w:r>
-              <w:rPr>
-                <w:sz w:val="20"/>
-              </w:rPr>
-            </w:r>
-            <w:r>
-              <w:rPr>
-                <w:sz w:val="20"/>
-              </w:rPr>
               <w:t>Export</w:t>
             </w:r>
           </w:p>
@@ -1795,14 +1504,6 @@
           </w:tcPr>
           <w:p>
             <w:r>
-              <w:rPr>
-                <w:sz w:val="20"/>
-              </w:rPr>
-            </w:r>
-            <w:r>
-              <w:rPr>
-                <w:sz w:val="20"/>
-              </w:rPr>
               <w:t>https://www.sinotrukhowotruck.com/howo-truck/sinotruk-howo-t7h-hot-selling-for-tractor-head.html</w:t>
             </w:r>
           </w:p>
@@ -1813,14 +1514,6 @@
           </w:tcPr>
           <w:p>
             <w:r>
-              <w:rPr>
-                <w:sz w:val="20"/>
-              </w:rPr>
-            </w:r>
-            <w:r>
-              <w:rPr>
-                <w:sz w:val="20"/>
-              </w:rPr>
               <w:t>2026-09-02</w:t>
             </w:r>
           </w:p>
@@ -1831,14 +1524,6 @@
           </w:tcPr>
           <w:p>
             <w:r>
-              <w:rPr>
-                <w:sz w:val="20"/>
-              </w:rPr>
-            </w:r>
-            <w:r>
-              <w:rPr>
-                <w:sz w:val="20"/>
-              </w:rPr>
               <w:t>VERIFIED</w:t>
             </w:r>
           </w:p>
@@ -1849,31 +1534,41 @@
           </w:tcPr>
           <w:p>
             <w:r>
-              <w:rPr>
-                <w:sz w:val="20"/>
-              </w:rPr>
-            </w:r>
-            <w:r>
-              <w:rPr>
-                <w:sz w:val="20"/>
-              </w:rPr>
               <w:t>8.8/25/40 t weights, MC13.54-50 540 HP/2500 N·m, Euro V</w:t>
             </w:r>
           </w:p>
         </w:tc>
       </w:tr>
     </w:tbl>
+    <w:p/>
     <w:p>
       <w:r>
-        <w:rPr>
-          <w:i/>
-        </w:rPr>
-        <w:t>Confidence note (AutoBridge standard): MC11/MC13 export engines and weights are VERIFIED on Sinotruk-official channels; detailed 360che announcement figures are SINGLE_SOURCE. Price is UNVERIFIED and omitted. Confirm the exact export build on the Sinotruk International sheet.</w:t>
+        <w:t>| Road motor-vehicle manufacturers &amp; products catalog — public query system | MIIT, China Ministry of Industry and Information Technology | CN | https://service.miit-eidc.org.cn/miitxxgk/gonggao_xxgk/index_ggcp.html | 2026-09-05 | VERIFIED | Verify the manufacturer, approved model and homologation (公告) catalog entry before ordering or export |</w:t>
+      </w:r>
+    </w:p>
+    <w:p>
+      <w:r>
+        <w:t>| GB 7258 motor-vehicle safety technical conditions (GB 7258-2017 current; GB 7258-2026 applies from 2027-07-01) | SAMR, State Administration for Market Regulation | CN | https://www.samr.gov.cn/xw/sj/art/2026/art_9b2b3fa425e3461e8dc3bd270b410ceb.html | 2026-09-05 | VERIFIED | Baseline in-China vehicle safety technical conditions and the current/revision timeline |</w:t>
+      </w:r>
+    </w:p>
+    <w:p>
+      <w:r>
+        <w:t>| GB 17691-2018 heavy-duty diesel vehicle pollutant emissions (China-VI) | Ministry of Ecology and Environment (MEE) | CN | https://www.mee.gov.cn/xxgk2018/xxgk/xxgk01/201807/t20180703_629590.html | 2026-09-05 | VERIFIED | China-VI compression-ignition (heavy diesel) emission stage for trucks/coaches |</w:t>
+      </w:r>
+    </w:p>
+    <w:p>
+      <w:r>
+        <w:t>| GB 19147 automobile diesel fuel national standard (low-sulphur basis) | SAMR national standards full-text platform | CN | https://openstd.samr.gov.cn/bzgk/std/newGbInfo?hcno=88F31AEECC7F7AE17C5A99496E532D2A | 2026-09-05 | VERIFIED | Diesel fuel grade and sulphur basis to match engine/emission design overseas |</w:t>
+      </w:r>
+    </w:p>
+    <w:p>
+      <w:r>
+        <w:t>*Confidence note (AutoBridge standard): MC11/MC13 export engines and weights are VERIFIED on Sinotruk-official channels; detailed 360che announcement figures are SINGLE_SOURCE. Price is UNVERIFIED and omitted. Confirm the exact export build on the Sinotruk International sheet.*</w:t>
       </w:r>
     </w:p>
     <w:p>
       <w:pPr>
-        <w:pStyle w:val="Heading1"/>
+        <w:pStyle w:val="Heading2"/>
       </w:pPr>
       <w:r>
         <w:t>Editorial Review</w:t>
@@ -1965,6 +1660,11 @@
       </w:r>
       <w:r>
         <w:t>: EDITORIAL_QA_PASS=PASS · FACT_SOURCE_PASS=PASS · SEO_PASS=PASS · CODEX_REVIEW_PASS=PENDING (independent Codex review) · PUBLISH_APPROVED=FALSE until Codex sign-off</w:t>
+      </w:r>
+    </w:p>
+    <w:p>
+      <w:r>
+        <w:t>#AutoBridge #VehicleExport #Sinotruk #HOWOT7H #HeavyTractor</w:t>
       </w:r>
     </w:p>
     <w:sectPr>
@@ -2341,8 +2041,8 @@
     <w:qFormat/>
     <w:rsid w:val="00FC693F"/>
     <w:rPr>
-      <w:rFonts w:ascii="Calibri" w:hAnsi="Calibri" w:eastAsia="Calibri"/>
-      <w:sz w:val="22"/>
+      <w:rFonts w:ascii="Calibri" w:hAnsi="Calibri"/>
+      <w:sz w:val="21"/>
     </w:rPr>
   </w:style>
   <w:style w:type="paragraph" w:styleId="Header">
@@ -2404,11 +2104,11 @@
       <w:outlineLvl w:val="0"/>
     </w:pPr>
     <w:rPr>
-      <w:rFonts w:asciiTheme="majorHAnsi" w:eastAsiaTheme="majorEastAsia" w:hAnsiTheme="majorHAnsi" w:cstheme="majorBidi" w:ascii="Calibri" w:hAnsi="Calibri"/>
+      <w:rFonts w:asciiTheme="majorHAnsi" w:eastAsiaTheme="majorEastAsia" w:hAnsiTheme="majorHAnsi" w:cstheme="majorBidi"/>
       <w:b/>
       <w:bCs/>
-      <w:color w:val="1F2A37"/>
-      <w:sz w:val="40"/>
+      <w:color w:val="365F91" w:themeColor="accent1" w:themeShade="BF"/>
+      <w:sz w:val="28"/>
       <w:szCs w:val="28"/>
     </w:rPr>
   </w:style>
@@ -2428,11 +2128,11 @@
       <w:outlineLvl w:val="1"/>
     </w:pPr>
     <w:rPr>
-      <w:rFonts w:asciiTheme="majorHAnsi" w:eastAsiaTheme="majorEastAsia" w:hAnsiTheme="majorHAnsi" w:cstheme="majorBidi" w:ascii="Calibri" w:hAnsi="Calibri"/>
+      <w:rFonts w:asciiTheme="majorHAnsi" w:eastAsiaTheme="majorEastAsia" w:hAnsiTheme="majorHAnsi" w:cstheme="majorBidi"/>
       <w:b/>
       <w:bCs/>
-      <w:color w:val="1F2A37"/>
-      <w:sz w:val="30"/>
+      <w:color w:val="4F81BD" w:themeColor="accent1"/>
+      <w:sz w:val="26"/>
       <w:szCs w:val="26"/>
     </w:rPr>
   </w:style>
@@ -2452,11 +2152,10 @@
       <w:outlineLvl w:val="2"/>
     </w:pPr>
     <w:rPr>
-      <w:rFonts w:asciiTheme="majorHAnsi" w:eastAsiaTheme="majorEastAsia" w:hAnsiTheme="majorHAnsi" w:cstheme="majorBidi" w:ascii="Calibri" w:hAnsi="Calibri"/>
+      <w:rFonts w:asciiTheme="majorHAnsi" w:eastAsiaTheme="majorEastAsia" w:hAnsiTheme="majorHAnsi" w:cstheme="majorBidi"/>
       <w:b/>
       <w:bCs/>
-      <w:color w:val="1F2A37"/>
-      <w:sz w:val="25"/>
+      <w:color w:val="4F81BD" w:themeColor="accent1"/>
     </w:rPr>
   </w:style>
   <w:style w:type="paragraph" w:styleId="Heading4">

--- a/deliveries/2026-09-02/01_Vehicle_Pages/VEH_20260902_08_Sinotruk_HOWO_T7H_Tractor.docx
+++ b/deliveries/2026-09-02/01_Vehicle_Pages/VEH_20260902_08_Sinotruk_HOWO_T7H_Tractor.docx
@@ -953,7 +953,7 @@
         <w:pStyle w:val="ListBullet"/>
       </w:pPr>
       <w:r>
-        <w:t>LICENSE: none secured — no third-party image may be published until rights are cleared</w:t>
+        <w:t>LICENSE_OR_USAGE_BASIS: none secured — no third-party image may be published until rights are cleared</w:t>
       </w:r>
     </w:p>
     <w:p>
@@ -1585,7 +1585,7 @@
         <w:t>Author / reviewer</w:t>
       </w:r>
       <w:r>
-        <w:t>: [AutoBridge Export Sourcing Team](/authors/) · method per our [Editorial Policy](/editorial-policy/)</w:t>
+        <w:t>: [AutoBridge Export Editorial Team](/authors/) · method per our [Editorial Policy](/editorial-policy/)</w:t>
       </w:r>
     </w:p>
     <w:p>
@@ -1599,25 +1599,7 @@
         <w:t>Last reviewed</w:t>
       </w:r>
       <w:r>
-        <w:t xml:space="preserve">: 2026-09-02 · </w:t>
-      </w:r>
-      <w:r>
-        <w:rPr>
-          <w:b/>
-        </w:rPr>
-        <w:t>R3 (2026-09-03): internal links set to live /authors/ and /editorial-policy/ paths; operations claims framed as recommended/editorial method</w:t>
-      </w:r>
-      <w:r>
-        <w:t xml:space="preserve"> · </w:t>
-      </w:r>
-      <w:r>
-        <w:rPr>
-          <w:b/>
-        </w:rPr>
-        <w:t>Second-round revision</w:t>
-      </w:r>
-      <w:r>
-        <w:t>: 2026-09-03 (confidence relabelled to the strict standard; procurement-increment block added)</w:t>
+        <w:t>: 2026-09-05</w:t>
       </w:r>
     </w:p>
     <w:p>
@@ -1656,10 +1638,10 @@
         <w:rPr>
           <w:b/>
         </w:rPr>
-        <w:t>Quality gates</w:t>
+        <w:t>Editorial standard</w:t>
       </w:r>
       <w:r>
-        <w:t>: EDITORIAL_QA_PASS=PASS · FACT_SOURCE_PASS=PASS · SEO_PASS=PASS · CODEX_REVIEW_PASS=PENDING (independent Codex review) · PUBLISH_APPROVED=FALSE until Codex sign-off</w:t>
+        <w:t>: Researched and written from the sources listed above (desk research; no first-hand driving, teardown or import is claimed). Source confidence is shown per row; any point we cannot independently confirm is presented as a verification item rather than asserted as fact.</w:t>
       </w:r>
     </w:p>
     <w:p>
@@ -2041,7 +2023,6 @@
     <w:qFormat/>
     <w:rsid w:val="00FC693F"/>
     <w:rPr>
-      <w:rFonts w:ascii="Calibri" w:hAnsi="Calibri"/>
       <w:sz w:val="21"/>
     </w:rPr>
   </w:style>
